--- a/portafolio-dev-2026/blocklabgd/v1.2/contrato/Acta_Aceptacion_Adenda_Sitio_Web_v4.docx
+++ b/portafolio-dev-2026/blocklabgd/v1.2/contrato/Acta_Aceptacion_Adenda_Sitio_Web_v4.docx
@@ -228,8 +228,8 @@
         </w:tblCellMar>
       </w:tblPr>
       <w:tblGrid>
-        <w:gridCol w:w="2908"/>
-        <w:gridCol w:w="7064"/>
+        <w:gridCol w:w="2881"/>
+        <w:gridCol w:w="7091"/>
       </w:tblGrid>
       <w:tr>
         <w:trPr>
@@ -237,7 +237,7 @@
         </w:trPr>
         <w:tc>
           <w:tcPr>
-            <w:tcW w:w="2908" w:type="dxa"/>
+            <w:tcW w:w="2881" w:type="dxa"/>
             <w:tcBorders/>
             <w:vAlign w:val="center"/>
           </w:tcPr>
@@ -257,7 +257,7 @@
         </w:tc>
         <w:tc>
           <w:tcPr>
-            <w:tcW w:w="7064" w:type="dxa"/>
+            <w:tcW w:w="7091" w:type="dxa"/>
             <w:tcBorders/>
             <w:vAlign w:val="center"/>
           </w:tcPr>
@@ -280,7 +280,7 @@
         <w:trPr/>
         <w:tc>
           <w:tcPr>
-            <w:tcW w:w="2908" w:type="dxa"/>
+            <w:tcW w:w="2881" w:type="dxa"/>
             <w:tcBorders/>
             <w:vAlign w:val="center"/>
           </w:tcPr>
@@ -302,7 +302,7 @@
         </w:tc>
         <w:tc>
           <w:tcPr>
-            <w:tcW w:w="7064" w:type="dxa"/>
+            <w:tcW w:w="7091" w:type="dxa"/>
             <w:tcBorders/>
             <w:vAlign w:val="center"/>
           </w:tcPr>
@@ -325,7 +325,7 @@
         <w:trPr/>
         <w:tc>
           <w:tcPr>
-            <w:tcW w:w="2908" w:type="dxa"/>
+            <w:tcW w:w="2881" w:type="dxa"/>
             <w:tcBorders/>
             <w:vAlign w:val="center"/>
           </w:tcPr>
@@ -347,7 +347,7 @@
         </w:tc>
         <w:tc>
           <w:tcPr>
-            <w:tcW w:w="7064" w:type="dxa"/>
+            <w:tcW w:w="7091" w:type="dxa"/>
             <w:tcBorders/>
             <w:vAlign w:val="center"/>
           </w:tcPr>
@@ -370,7 +370,7 @@
         <w:trPr/>
         <w:tc>
           <w:tcPr>
-            <w:tcW w:w="2908" w:type="dxa"/>
+            <w:tcW w:w="2881" w:type="dxa"/>
             <w:tcBorders/>
             <w:vAlign w:val="center"/>
           </w:tcPr>
@@ -392,7 +392,7 @@
         </w:tc>
         <w:tc>
           <w:tcPr>
-            <w:tcW w:w="7064" w:type="dxa"/>
+            <w:tcW w:w="7091" w:type="dxa"/>
             <w:tcBorders/>
             <w:vAlign w:val="center"/>
           </w:tcPr>
@@ -415,7 +415,7 @@
         <w:trPr/>
         <w:tc>
           <w:tcPr>
-            <w:tcW w:w="2908" w:type="dxa"/>
+            <w:tcW w:w="2881" w:type="dxa"/>
             <w:tcBorders/>
             <w:vAlign w:val="center"/>
           </w:tcPr>
@@ -437,7 +437,7 @@
         </w:tc>
         <w:tc>
           <w:tcPr>
-            <w:tcW w:w="7064" w:type="dxa"/>
+            <w:tcW w:w="7091" w:type="dxa"/>
             <w:tcBorders/>
             <w:vAlign w:val="center"/>
           </w:tcPr>
@@ -488,8 +488,8 @@
         </w:tblCellMar>
       </w:tblPr>
       <w:tblGrid>
-        <w:gridCol w:w="7021"/>
-        <w:gridCol w:w="2951"/>
+        <w:gridCol w:w="7031"/>
+        <w:gridCol w:w="2941"/>
       </w:tblGrid>
       <w:tr>
         <w:trPr>
@@ -497,7 +497,7 @@
         </w:trPr>
         <w:tc>
           <w:tcPr>
-            <w:tcW w:w="7021" w:type="dxa"/>
+            <w:tcW w:w="7031" w:type="dxa"/>
             <w:tcBorders/>
             <w:vAlign w:val="center"/>
           </w:tcPr>
@@ -517,7 +517,7 @@
         </w:tc>
         <w:tc>
           <w:tcPr>
-            <w:tcW w:w="2951" w:type="dxa"/>
+            <w:tcW w:w="2941" w:type="dxa"/>
             <w:tcBorders/>
             <w:vAlign w:val="center"/>
           </w:tcPr>
@@ -540,7 +540,7 @@
         <w:trPr/>
         <w:tc>
           <w:tcPr>
-            <w:tcW w:w="7021" w:type="dxa"/>
+            <w:tcW w:w="7031" w:type="dxa"/>
             <w:tcBorders/>
             <w:vAlign w:val="center"/>
           </w:tcPr>
@@ -562,7 +562,7 @@
         </w:tc>
         <w:tc>
           <w:tcPr>
-            <w:tcW w:w="2951" w:type="dxa"/>
+            <w:tcW w:w="2941" w:type="dxa"/>
             <w:tcBorders/>
             <w:vAlign w:val="center"/>
           </w:tcPr>
@@ -587,7 +587,7 @@
         <w:trPr/>
         <w:tc>
           <w:tcPr>
-            <w:tcW w:w="7021" w:type="dxa"/>
+            <w:tcW w:w="7031" w:type="dxa"/>
             <w:tcBorders/>
             <w:vAlign w:val="center"/>
           </w:tcPr>
@@ -609,7 +609,7 @@
         </w:tc>
         <w:tc>
           <w:tcPr>
-            <w:tcW w:w="2951" w:type="dxa"/>
+            <w:tcW w:w="2941" w:type="dxa"/>
             <w:tcBorders/>
             <w:vAlign w:val="center"/>
           </w:tcPr>
@@ -1082,37 +1082,37 @@
         <a:srgbClr val="000000"/>
       </a:dk1>
       <a:lt1>
-        <a:srgbClr val="ffffff"/>
+        <a:srgbClr val="FFFFFF"/>
       </a:lt1>
       <a:dk2>
         <a:srgbClr val="000000"/>
       </a:dk2>
       <a:lt2>
-        <a:srgbClr val="ffffff"/>
+        <a:srgbClr val="FFFFFF"/>
       </a:lt2>
       <a:accent1>
-        <a:srgbClr val="18a303"/>
+        <a:srgbClr val="18A303"/>
       </a:accent1>
       <a:accent2>
-        <a:srgbClr val="0369a3"/>
+        <a:srgbClr val="0369A3"/>
       </a:accent2>
       <a:accent3>
-        <a:srgbClr val="a33e03"/>
+        <a:srgbClr val="A33E03"/>
       </a:accent3>
       <a:accent4>
-        <a:srgbClr val="8e03a3"/>
+        <a:srgbClr val="8E03A3"/>
       </a:accent4>
       <a:accent5>
-        <a:srgbClr val="c99c00"/>
+        <a:srgbClr val="C99C00"/>
       </a:accent5>
       <a:accent6>
-        <a:srgbClr val="c9211e"/>
+        <a:srgbClr val="C9211E"/>
       </a:accent6>
       <a:hlink>
-        <a:srgbClr val="0000ee"/>
+        <a:srgbClr val="0000EE"/>
       </a:hlink>
       <a:folHlink>
-        <a:srgbClr val="551a8b"/>
+        <a:srgbClr val="551A8B"/>
       </a:folHlink>
     </a:clrScheme>
     <a:fontScheme name="Office">

--- a/portafolio-dev-2026/blocklabgd/v1.2/contrato/Acta_Aceptacion_Adenda_Sitio_Web_v4.docx
+++ b/portafolio-dev-2026/blocklabgd/v1.2/contrato/Acta_Aceptacion_Adenda_Sitio_Web_v4.docx
@@ -7,6 +7,7 @@
         <w:pStyle w:val="Heading1"/>
         <w:bidi w:val="0"/>
         <w:spacing w:before="240" w:after="120"/>
+        <w:ind w:hanging="0" w:start="0"/>
         <w:rPr/>
       </w:pPr>
       <w:r>
@@ -22,9 +23,9 @@
           <w:ilvl w:val="0"/>
           <w:numId w:val="0"/>
         </w:numPr>
-        <w:pBdr/>
         <w:bidi w:val="0"/>
         <w:spacing w:before="200" w:after="120"/>
+        <w:ind w:hanging="0" w:start="0"/>
         <w:jc w:val="start"/>
         <w:rPr/>
       </w:pPr>
@@ -49,7 +50,25 @@
         <w:rPr>
           <w:rStyle w:val="Strong"/>
         </w:rPr>
-        <w:t>Viernes 11 de Septiembre de 2026</w:t>
+        <w:t>12</w:t>
+      </w:r>
+      <w:r>
+        <w:rPr>
+          <w:rStyle w:val="Strong"/>
+        </w:rPr>
+        <w:t xml:space="preserve"> de </w:t>
+      </w:r>
+      <w:r>
+        <w:rPr>
+          <w:rStyle w:val="Strong"/>
+        </w:rPr>
+        <w:t xml:space="preserve">Octubre </w:t>
+      </w:r>
+      <w:r>
+        <w:rPr>
+          <w:rStyle w:val="Strong"/>
+        </w:rPr>
+        <w:t>de 2026</w:t>
       </w:r>
       <w:r>
         <w:rPr/>
@@ -89,7 +108,7 @@
         <w:rPr>
           <w:rStyle w:val="Strong"/>
         </w:rPr>
-        <w:t>Sitio Web Corporativo (Anexo A)</w:t>
+        <w:t>Sitio Web (Anexo A)</w:t>
       </w:r>
       <w:r>
         <w:rPr/>
@@ -122,6 +141,7 @@
         </w:numPr>
         <w:bidi w:val="0"/>
         <w:spacing w:before="140" w:after="120"/>
+        <w:ind w:hanging="0" w:start="0"/>
         <w:jc w:val="start"/>
         <w:rPr/>
       </w:pPr>
@@ -156,7 +176,7 @@
         <w:rPr>
           <w:rStyle w:val="Strong"/>
         </w:rPr>
-        <w:t>Sitio Web Corporativo (Anexo A)</w:t>
+        <w:t>Sitio Web laesh.mx (Anexo A)</w:t>
       </w:r>
       <w:r>
         <w:rPr/>
@@ -183,6 +203,7 @@
         </w:numPr>
         <w:bidi w:val="0"/>
         <w:spacing w:before="140" w:after="120"/>
+        <w:ind w:hanging="0" w:start="0"/>
         <w:jc w:val="start"/>
         <w:rPr/>
       </w:pPr>
@@ -228,8 +249,8 @@
         </w:tblCellMar>
       </w:tblPr>
       <w:tblGrid>
-        <w:gridCol w:w="2881"/>
-        <w:gridCol w:w="7091"/>
+        <w:gridCol w:w="2879"/>
+        <w:gridCol w:w="7093"/>
       </w:tblGrid>
       <w:tr>
         <w:trPr>
@@ -237,7 +258,7 @@
         </w:trPr>
         <w:tc>
           <w:tcPr>
-            <w:tcW w:w="2881" w:type="dxa"/>
+            <w:tcW w:w="2879" w:type="dxa"/>
             <w:tcBorders/>
             <w:vAlign w:val="center"/>
           </w:tcPr>
@@ -257,7 +278,7 @@
         </w:tc>
         <w:tc>
           <w:tcPr>
-            <w:tcW w:w="7091" w:type="dxa"/>
+            <w:tcW w:w="7093" w:type="dxa"/>
             <w:tcBorders/>
             <w:vAlign w:val="center"/>
           </w:tcPr>
@@ -280,7 +301,7 @@
         <w:trPr/>
         <w:tc>
           <w:tcPr>
-            <w:tcW w:w="2881" w:type="dxa"/>
+            <w:tcW w:w="2879" w:type="dxa"/>
             <w:tcBorders/>
             <w:vAlign w:val="center"/>
           </w:tcPr>
@@ -302,7 +323,7 @@
         </w:tc>
         <w:tc>
           <w:tcPr>
-            <w:tcW w:w="7091" w:type="dxa"/>
+            <w:tcW w:w="7093" w:type="dxa"/>
             <w:tcBorders/>
             <w:vAlign w:val="center"/>
           </w:tcPr>
@@ -325,7 +346,7 @@
         <w:trPr/>
         <w:tc>
           <w:tcPr>
-            <w:tcW w:w="2881" w:type="dxa"/>
+            <w:tcW w:w="2879" w:type="dxa"/>
             <w:tcBorders/>
             <w:vAlign w:val="center"/>
           </w:tcPr>
@@ -347,7 +368,7 @@
         </w:tc>
         <w:tc>
           <w:tcPr>
-            <w:tcW w:w="7091" w:type="dxa"/>
+            <w:tcW w:w="7093" w:type="dxa"/>
             <w:tcBorders/>
             <w:vAlign w:val="center"/>
           </w:tcPr>
@@ -361,7 +382,7 @@
             </w:pPr>
             <w:r>
               <w:rPr/>
-              <w:t>Centralización del catálogo de estudios clínicos administrables en un solo lugar para alimentar de forma unificada tanto al Sitio Web como al Bloc Digital.</w:t>
+              <w:t>Centralización del catálogo de estudios clínicos administrables en un solo lugar para alimentar de forma unificada tanto al Sitio Web como al Bloc Digital, busquedas de estudios clínicos  desde el Sitio Web.</w:t>
             </w:r>
           </w:p>
         </w:tc>
@@ -370,7 +391,7 @@
         <w:trPr/>
         <w:tc>
           <w:tcPr>
-            <w:tcW w:w="2881" w:type="dxa"/>
+            <w:tcW w:w="2879" w:type="dxa"/>
             <w:tcBorders/>
             <w:vAlign w:val="center"/>
           </w:tcPr>
@@ -392,7 +413,7 @@
         </w:tc>
         <w:tc>
           <w:tcPr>
-            <w:tcW w:w="7091" w:type="dxa"/>
+            <w:tcW w:w="7093" w:type="dxa"/>
             <w:tcBorders/>
             <w:vAlign w:val="center"/>
           </w:tcPr>
@@ -415,7 +436,7 @@
         <w:trPr/>
         <w:tc>
           <w:tcPr>
-            <w:tcW w:w="2881" w:type="dxa"/>
+            <w:tcW w:w="2879" w:type="dxa"/>
             <w:tcBorders/>
             <w:vAlign w:val="center"/>
           </w:tcPr>
@@ -437,7 +458,7 @@
         </w:tc>
         <w:tc>
           <w:tcPr>
-            <w:tcW w:w="7091" w:type="dxa"/>
+            <w:tcW w:w="7093" w:type="dxa"/>
             <w:tcBorders/>
             <w:vAlign w:val="center"/>
           </w:tcPr>
@@ -466,6 +487,7 @@
         </w:numPr>
         <w:bidi w:val="0"/>
         <w:spacing w:before="140" w:after="120"/>
+        <w:ind w:hanging="0" w:start="0"/>
         <w:jc w:val="start"/>
         <w:rPr/>
       </w:pPr>
@@ -640,6 +662,7 @@
         </w:numPr>
         <w:bidi w:val="0"/>
         <w:spacing w:before="140" w:after="120"/>
+        <w:ind w:hanging="0" w:start="0"/>
         <w:jc w:val="start"/>
         <w:rPr/>
       </w:pPr>
@@ -674,7 +697,25 @@
         <w:rPr>
           <w:rStyle w:val="Strong"/>
         </w:rPr>
-        <w:t>Sábado 12 de Septiembre de 2026</w:t>
+        <w:t>12</w:t>
+      </w:r>
+      <w:r>
+        <w:rPr>
+          <w:rStyle w:val="Strong"/>
+        </w:rPr>
+        <w:t xml:space="preserve"> de </w:t>
+      </w:r>
+      <w:r>
+        <w:rPr>
+          <w:rStyle w:val="Strong"/>
+        </w:rPr>
+        <w:t xml:space="preserve">Octubre </w:t>
+      </w:r>
+      <w:r>
+        <w:rPr>
+          <w:rStyle w:val="Strong"/>
+        </w:rPr>
+        <w:t>de 2026</w:t>
       </w:r>
       <w:r>
         <w:rPr/>
@@ -684,11 +725,31 @@
         <w:rPr>
           <w:rStyle w:val="Strong"/>
         </w:rPr>
-        <w:t>Lunes 21 de Septiembre de 2026</w:t>
-      </w:r>
-      <w:r>
-        <w:rPr/>
-        <w:t xml:space="preserve"> para la atención sin costo de cualquier defecto de software en el código entregado.</w:t>
+        <w:t xml:space="preserve">21 de </w:t>
+      </w:r>
+      <w:r>
+        <w:rPr>
+          <w:rStyle w:val="Strong"/>
+        </w:rPr>
+        <w:t>Octubre</w:t>
+      </w:r>
+      <w:r>
+        <w:rPr>
+          <w:rStyle w:val="Strong"/>
+        </w:rPr>
+        <w:t xml:space="preserve"> de 2026</w:t>
+      </w:r>
+      <w:r>
+        <w:rPr/>
+        <w:t xml:space="preserve"> para la atención sin costo de cualquier defecto de software en el código </w:t>
+      </w:r>
+      <w:r>
+        <w:rPr/>
+        <w:t>y despliegue</w:t>
+      </w:r>
+      <w:r>
+        <w:rPr/>
+        <w:t xml:space="preserve"> entregado.</w:t>
       </w:r>
     </w:p>
     <w:p>
@@ -795,7 +856,7 @@
       <w:pgNumType w:fmt="decimal"/>
       <w:formProt w:val="false"/>
       <w:textDirection w:val="lrTb"/>
-      <w:docGrid w:type="default" w:linePitch="600" w:charSpace="38911"/>
+      <w:docGrid w:type="default" w:linePitch="600" w:charSpace="38502"/>
     </w:sectPr>
   </w:body>
 </w:document>
@@ -823,15 +884,16 @@
     <w:qFormat/>
     <w:pPr>
       <w:widowControl w:val="false"/>
-      <w:kinsoku w:val="true"/>
+      <w:suppressAutoHyphens w:val="true"/>
       <w:overflowPunct w:val="true"/>
-      <w:autoSpaceDE w:val="true"/>
       <w:bidi w:val="0"/>
-      <w:spacing w:lineRule="auto" w:line="360"/>
+      <w:spacing w:lineRule="auto" w:line="360" w:before="0" w:after="0"/>
+      <w:jc w:val="start"/>
     </w:pPr>
     <w:rPr>
       <w:rFonts w:ascii="Inter;Arial;sans-serif" w:hAnsi="Inter;Arial;sans-serif" w:eastAsia="Inter;Arial;sans-serif" w:cs="Inter;Arial;sans-serif"/>
       <w:color w:val="1A202C"/>
+      <w:kern w:val="0"/>
       <w:sz w:val="21"/>
       <w:szCs w:val="21"/>
       <w:lang w:val="en-US" w:eastAsia="zh-CN" w:bidi="hi-IN"/>
@@ -843,10 +905,6 @@
     <w:next w:val="BodyText"/>
     <w:qFormat/>
     <w:pPr>
-      <w:numPr>
-        <w:ilvl w:val="0"/>
-        <w:numId w:val="0"/>
-      </w:numPr>
       <w:pBdr>
         <w:bottom w:val="single" w:sz="12" w:space="4" w:color="0D9488"/>
       </w:pBdr>
@@ -870,10 +928,6 @@
     <w:qFormat/>
     <w:pPr>
       <w:keepNext w:val="true"/>
-      <w:numPr>
-        <w:ilvl w:val="0"/>
-        <w:numId w:val="0"/>
-      </w:numPr>
       <w:pBdr>
         <w:bottom w:val="single" w:sz="2" w:space="2" w:color="CCFBF1"/>
       </w:pBdr>
@@ -896,10 +950,6 @@
     <w:qFormat/>
     <w:pPr>
       <w:keepNext w:val="true"/>
-      <w:numPr>
-        <w:ilvl w:val="0"/>
-        <w:numId w:val="0"/>
-      </w:numPr>
       <w:spacing w:before="140" w:after="120"/>
       <w:outlineLvl w:val="2"/>
     </w:pPr>
@@ -955,6 +1005,21 @@
       <w:color w:val="0D9488"/>
       <w:u w:val="none"/>
       <w:effect w:val="none"/>
+    </w:rPr>
+  </w:style>
+  <w:style w:type="paragraph" w:styleId="Heading">
+    <w:name w:val="Heading"/>
+    <w:basedOn w:val="Normal"/>
+    <w:next w:val="BodyText"/>
+    <w:qFormat/>
+    <w:pPr>
+      <w:keepNext w:val="true"/>
+      <w:spacing w:before="240" w:after="283"/>
+    </w:pPr>
+    <w:rPr>
+      <w:rFonts w:ascii="Liberation Sans" w:hAnsi="Liberation Sans" w:eastAsia="Noto Sans CJK SC" w:cs="Lohit Devanagari"/>
+      <w:sz w:val="28"/>
+      <w:szCs w:val="28"/>
     </w:rPr>
   </w:style>
   <w:style w:type="paragraph" w:styleId="BodyText">
@@ -965,21 +1030,6 @@
       <w:jc w:val="both"/>
     </w:pPr>
     <w:rPr/>
-  </w:style>
-  <w:style w:type="paragraph" w:styleId="Heading">
-    <w:name w:val="Heading"/>
-    <w:basedOn w:val="Normal"/>
-    <w:next w:val="BodyText"/>
-    <w:qFormat/>
-    <w:pPr>
-      <w:keepNext w:val="true"/>
-      <w:spacing w:before="240" w:after="283"/>
-    </w:pPr>
-    <w:rPr>
-      <w:rFonts w:ascii="Liberation Sans" w:hAnsi="Liberation Sans" w:eastAsia="Noto Sans CJK SC" w:cs="Lohit Devanagari"/>
-      <w:sz w:val="28"/>
-      <w:szCs w:val="28"/>
-    </w:rPr>
   </w:style>
   <w:style w:type="paragraph" w:styleId="List">
     <w:name w:val="List"/>
